--- a/descargas/primaria-1-3/word/PRESENTE_primaria-1-3_s4_lunes-21-dic.docx
+++ b/descargas/primaria-1-3/word/PRESENTE_primaria-1-3_s4_lunes-21-dic.docx
@@ -86,7 +86,7 @@
       </w:pPr>
       <w:r>
         <w:rPr/>
-        <w:t xml:space="preserve">«Ayer encendimos la cuarta vela. A la caja le falta la última pieza: la tarjeta». Se cuelga la tarjeta grande de la plantilla 4 y se lee: «Para: ti. De: Dios». «¡El regalo tiene destinatario: cada uno de nosotros!».</w:t>
+        <w:t xml:space="preserve">«Ayer encendimos la cuarta vela. ¿Qué pone detrás de nuestra señal?». Se gira el símbolo y se lee: «Para: ti. De: Dios». «¡El regalo tiene destinatario: cada uno de nosotros!».</w:t>
       </w:r>
     </w:p>
     <w:p>
@@ -370,7 +370,7 @@
       </w:pPr>
       <w:r>
         <w:rPr/>
-        <w:t xml:space="preserve">«He aquí» quiere decir «aquí estoy». María no dijo «luego» ni «ya veré»: dijo «aquí estoy». Es como contestar «¡Presente!» al pasar lista, pero con toda la vida. Hoy la profe pasa lista y cada uno responde «¡Aquí estoy!». Si se usan, se reparten las tarjetas pequeñas de la plantilla 4 para que cada uno escriba su nombre en «Para».</w:t>
+        <w:t xml:space="preserve">«He aquí» quiere decir «aquí estoy». María no dijo «luego» ni «ya veré»: dijo «aquí estoy». Es como contestar «¡Presente!» al pasar lista, pero con toda la vida. Hoy la profe pasa lista y cada uno responde «¡Aquí estoy!». Después se reparten las tarjetas de la plantilla 4: cada uno escribe su nombre delante y, detrás, su compromiso, y la deja dentro de la caja diciendo «¡Presente!».</w:t>
       </w:r>
     </w:p>
     <w:p>

--- a/descargas/primaria-1-3/word/PRESENTE_primaria-1-3_s4_lunes-21-dic.docx
+++ b/descargas/primaria-1-3/word/PRESENTE_primaria-1-3_s4_lunes-21-dic.docx
@@ -108,7 +108,7 @@
       </w:pPr>
       <w:r>
         <w:rPr/>
-        <w:t xml:space="preserve">Leemos </w:t>
+        <w:t xml:space="preserve">Comentamos lo que sucede en </w:t>
       </w:r>
       <w:hyperlink r:id="rIdL1" w:history="1">
         <w:r>
